--- a/test-markdown/__golden__/incident-mermaid-heavy.docx
+++ b/test-markdown/__golden__/incident-mermaid-heavy.docx
@@ -370,12 +370,12 @@
           <wp:inline distB="0" distL="0" distR="0" distT="0">
             <wp:extent cx="5924550" cy="9315450"/>
             <wp:effectExtent b="0" l="0" r="0" t="0"/>
-            <wp:docPr id="2" name="image-Lq_5ppvLGkWtHbROVwxXU.png"/>
+            <wp:docPr id="2" name="image-Uo15utn0macJaURWqdK67.png"/>
             <a:graphic>
               <a:graphicData uri="http://schemas.openxmlformats.org/drawingml/2006/picture">
                 <pic:pic>
                   <pic:nvPicPr>
-                    <pic:cNvPr id="2" name="image-Lq_5ppvLGkWtHbROVwxXU.png" descr="Mermaid diagram 1"/>
+                    <pic:cNvPr id="2" name="image-Uo15utn0macJaURWqdK67.png" descr="Mermaid diagram 1"/>
                     <pic:cNvPicPr/>
                   </pic:nvPicPr>
                   <pic:blipFill>
@@ -419,12 +419,12 @@
           <wp:inline distB="0" distL="0" distR="0" distT="0">
             <wp:extent cx="5638800" cy="4667250"/>
             <wp:effectExtent b="0" l="0" r="0" t="0"/>
-            <wp:docPr id="4" name="image-EWYeAczeC4ENN7E2oI7fN.png"/>
+            <wp:docPr id="4" name="image-BvtyiKCV3j1jZ_Qepr9di.png"/>
             <a:graphic>
               <a:graphicData uri="http://schemas.openxmlformats.org/drawingml/2006/picture">
                 <pic:pic>
                   <pic:nvPicPr>
-                    <pic:cNvPr id="4" name="image-EWYeAczeC4ENN7E2oI7fN.png" descr="Mermaid diagram 2"/>
+                    <pic:cNvPr id="4" name="image-BvtyiKCV3j1jZ_Qepr9di.png" descr="Mermaid diagram 2"/>
                     <pic:cNvPicPr/>
                   </pic:nvPicPr>
                   <pic:blipFill>
@@ -468,12 +468,12 @@
           <wp:inline distB="0" distL="0" distR="0" distT="0">
             <wp:extent cx="6410325" cy="419100"/>
             <wp:effectExtent b="0" l="0" r="0" t="0"/>
-            <wp:docPr id="6" name="image-rGR_kIG12o6yehj4idmz7.png"/>
+            <wp:docPr id="6" name="image-l6nSUN6m7G8KMYeyU0NxM.png"/>
             <a:graphic>
               <a:graphicData uri="http://schemas.openxmlformats.org/drawingml/2006/picture">
                 <pic:pic>
                   <pic:nvPicPr>
-                    <pic:cNvPr id="6" name="image-rGR_kIG12o6yehj4idmz7.png" descr="Mermaid diagram 3"/>
+                    <pic:cNvPr id="6" name="image-l6nSUN6m7G8KMYeyU0NxM.png" descr="Mermaid diagram 3"/>
                     <pic:cNvPicPr/>
                   </pic:nvPicPr>
                   <pic:blipFill>
@@ -873,6 +873,987 @@
                 <w:color w:val="24292f"/>
               </w:rPr>
               <w:t xml:space="preserve">    client.open_session()</w:t>
+            </w:r>
+          </w:p>
+          <w:p>
+            <w:pPr>
+              <w:spacing w:lineRule="auto"/>
+            </w:pPr>
+            <w:r>
+              <w:rPr>
+                <w:color w:val="24292f"/>
+              </w:rPr>
+              <w:t xml:space="preserve"> </w:t>
+            </w:r>
+          </w:p>
+          <w:p>
+            <w:pPr>
+              <w:spacing w:lineRule="auto"/>
+            </w:pPr>
+            <w:r>
+              <w:rPr>
+                <w:color w:val="24292f"/>
+              </w:rPr>
+              <w:t xml:space="preserve">    service_root = </w:t>
+            </w:r>
+            <w:r>
+              <w:rPr>
+                <w:color w:val="0a3069"/>
+              </w:rPr>
+              <w:t xml:space="preserve">f"</w:t>
+            </w:r>
+            <w:r>
+              <w:rPr>
+                <w:color w:val="0a3069"/>
+              </w:rPr>
+              <w:t xml:space="preserve">{registry_root}</w:t>
+            </w:r>
+            <w:r>
+              <w:rPr>
+                <w:color w:val="0a3069"/>
+              </w:rPr>
+              <w:t xml:space="preserve">/services"</w:t>
+            </w:r>
+          </w:p>
+          <w:p>
+            <w:pPr>
+              <w:spacing w:lineRule="auto"/>
+            </w:pPr>
+            <w:r>
+              <w:rPr>
+                <w:color w:val="24292f"/>
+              </w:rPr>
+              <w:t xml:space="preserve">    presence_root = </w:t>
+            </w:r>
+            <w:r>
+              <w:rPr>
+                <w:color w:val="0a3069"/>
+              </w:rPr>
+              <w:t xml:space="preserve">f"</w:t>
+            </w:r>
+            <w:r>
+              <w:rPr>
+                <w:color w:val="0a3069"/>
+              </w:rPr>
+              <w:t xml:space="preserve">{registry_root}</w:t>
+            </w:r>
+            <w:r>
+              <w:rPr>
+                <w:color w:val="0a3069"/>
+              </w:rPr>
+              <w:t xml:space="preserve">/presence"</w:t>
+            </w:r>
+          </w:p>
+          <w:p>
+            <w:pPr>
+              <w:spacing w:lineRule="auto"/>
+            </w:pPr>
+            <w:r>
+              <w:rPr>
+                <w:color w:val="24292f"/>
+              </w:rPr>
+              <w:t xml:space="preserve">    health_root = </w:t>
+            </w:r>
+            <w:r>
+              <w:rPr>
+                <w:color w:val="0a3069"/>
+              </w:rPr>
+              <w:t xml:space="preserve">f"</w:t>
+            </w:r>
+            <w:r>
+              <w:rPr>
+                <w:color w:val="0a3069"/>
+              </w:rPr>
+              <w:t xml:space="preserve">{registry_root}</w:t>
+            </w:r>
+            <w:r>
+              <w:rPr>
+                <w:color w:val="0a3069"/>
+              </w:rPr>
+              <w:t xml:space="preserve">/health"</w:t>
+            </w:r>
+          </w:p>
+          <w:p>
+            <w:pPr>
+              <w:spacing w:lineRule="auto"/>
+            </w:pPr>
+            <w:r>
+              <w:rPr>
+                <w:color w:val="24292f"/>
+              </w:rPr>
+              <w:t xml:space="preserve"> </w:t>
+            </w:r>
+          </w:p>
+          <w:p>
+            <w:pPr>
+              <w:spacing w:lineRule="auto"/>
+            </w:pPr>
+            <w:r>
+              <w:rPr>
+                <w:color w:val="24292f"/>
+              </w:rPr>
+              <w:t xml:space="preserve">    client.watch_children(service_root, watcher_factory(</w:t>
+            </w:r>
+            <w:r>
+              <w:rPr>
+                <w:color w:val="0a3069"/>
+              </w:rPr>
+              <w:t xml:space="preserve">"service-root"</w:t>
+            </w:r>
+            <w:r>
+              <w:rPr>
+                <w:color w:val="24292f"/>
+              </w:rPr>
+              <w:t xml:space="preserve">))</w:t>
+            </w:r>
+          </w:p>
+          <w:p>
+            <w:pPr>
+              <w:spacing w:lineRule="auto"/>
+            </w:pPr>
+            <w:r>
+              <w:rPr>
+                <w:color w:val="24292f"/>
+              </w:rPr>
+              <w:t xml:space="preserve">    client.watch_children(presence_root, watcher_factory(</w:t>
+            </w:r>
+            <w:r>
+              <w:rPr>
+                <w:color w:val="0a3069"/>
+              </w:rPr>
+              <w:t xml:space="preserve">"presence-root"</w:t>
+            </w:r>
+            <w:r>
+              <w:rPr>
+                <w:color w:val="24292f"/>
+              </w:rPr>
+              <w:t xml:space="preserve">))</w:t>
+            </w:r>
+          </w:p>
+          <w:p>
+            <w:pPr>
+              <w:spacing w:lineRule="auto"/>
+            </w:pPr>
+            <w:r>
+              <w:rPr>
+                <w:color w:val="24292f"/>
+              </w:rPr>
+              <w:t xml:space="preserve">    client.watch_children(health_root, watcher_factory(</w:t>
+            </w:r>
+            <w:r>
+              <w:rPr>
+                <w:color w:val="0a3069"/>
+              </w:rPr>
+              <w:t xml:space="preserve">"health-root"</w:t>
+            </w:r>
+            <w:r>
+              <w:rPr>
+                <w:color w:val="24292f"/>
+              </w:rPr>
+              <w:t xml:space="preserve">))</w:t>
+            </w:r>
+          </w:p>
+          <w:p>
+            <w:pPr>
+              <w:spacing w:lineRule="auto"/>
+            </w:pPr>
+            <w:r>
+              <w:rPr>
+                <w:color w:val="24292f"/>
+              </w:rPr>
+              <w:t xml:space="preserve"> </w:t>
+            </w:r>
+          </w:p>
+          <w:p>
+            <w:pPr>
+              <w:spacing w:lineRule="auto"/>
+            </w:pPr>
+            <w:r>
+              <w:rPr>
+                <w:color w:val="24292f"/>
+              </w:rPr>
+              <w:t xml:space="preserve">    </w:t>
+            </w:r>
+            <w:r>
+              <w:rPr>
+                <w:color w:val="cf222e"/>
+              </w:rPr>
+              <w:t xml:space="preserve">for</w:t>
+            </w:r>
+            <w:r>
+              <w:rPr>
+                <w:color w:val="24292f"/>
+              </w:rPr>
+              <w:t xml:space="preserve"> child_path </w:t>
+            </w:r>
+            <w:r>
+              <w:rPr>
+                <w:color w:val="cf222e"/>
+              </w:rPr>
+              <w:t xml:space="preserve">in</w:t>
+            </w:r>
+            <w:r>
+              <w:rPr>
+                <w:color w:val="24292f"/>
+              </w:rPr>
+              <w:t xml:space="preserve"> client.list_children(service_root):</w:t>
+            </w:r>
+          </w:p>
+          <w:p>
+            <w:pPr>
+              <w:spacing w:lineRule="auto"/>
+            </w:pPr>
+            <w:r>
+              <w:rPr>
+                <w:color w:val="24292f"/>
+              </w:rPr>
+              <w:t xml:space="preserve">        client.watch_data(child_path, watcher_factory(</w:t>
+            </w:r>
+            <w:r>
+              <w:rPr>
+                <w:color w:val="0a3069"/>
+              </w:rPr>
+              <w:t xml:space="preserve">"service-data"</w:t>
+            </w:r>
+            <w:r>
+              <w:rPr>
+                <w:color w:val="24292f"/>
+              </w:rPr>
+              <w:t xml:space="preserve">))</w:t>
+            </w:r>
+          </w:p>
+          <w:p>
+            <w:pPr>
+              <w:spacing w:lineRule="auto"/>
+            </w:pPr>
+            <w:r>
+              <w:rPr>
+                <w:color w:val="24292f"/>
+              </w:rPr>
+              <w:t xml:space="preserve"> </w:t>
+            </w:r>
+          </w:p>
+          <w:p>
+            <w:pPr>
+              <w:spacing w:lineRule="auto"/>
+            </w:pPr>
+            <w:r>
+              <w:rPr>
+                <w:color w:val="24292f"/>
+              </w:rPr>
+              <w:t xml:space="preserve">    </w:t>
+            </w:r>
+            <w:r>
+              <w:rPr>
+                <w:color w:val="cf222e"/>
+              </w:rPr>
+              <w:t xml:space="preserve">for</w:t>
+            </w:r>
+            <w:r>
+              <w:rPr>
+                <w:color w:val="24292f"/>
+              </w:rPr>
+              <w:t xml:space="preserve"> child_path </w:t>
+            </w:r>
+            <w:r>
+              <w:rPr>
+                <w:color w:val="cf222e"/>
+              </w:rPr>
+              <w:t xml:space="preserve">in</w:t>
+            </w:r>
+            <w:r>
+              <w:rPr>
+                <w:color w:val="24292f"/>
+              </w:rPr>
+              <w:t xml:space="preserve"> client.list_children(presence_root):</w:t>
+            </w:r>
+          </w:p>
+          <w:p>
+            <w:pPr>
+              <w:spacing w:lineRule="auto"/>
+            </w:pPr>
+            <w:r>
+              <w:rPr>
+                <w:color w:val="24292f"/>
+              </w:rPr>
+              <w:t xml:space="preserve">        client.watch_children(child_path, watcher_factory(</w:t>
+            </w:r>
+            <w:r>
+              <w:rPr>
+                <w:color w:val="0a3069"/>
+              </w:rPr>
+              <w:t xml:space="preserve">"presence-branch"</w:t>
+            </w:r>
+            <w:r>
+              <w:rPr>
+                <w:color w:val="24292f"/>
+              </w:rPr>
+              <w:t xml:space="preserve">))</w:t>
+            </w:r>
+          </w:p>
+          <w:p>
+            <w:pPr>
+              <w:spacing w:lineRule="auto"/>
+            </w:pPr>
+            <w:r>
+              <w:rPr>
+                <w:color w:val="24292f"/>
+              </w:rPr>
+              <w:t xml:space="preserve"> </w:t>
+            </w:r>
+          </w:p>
+          <w:p>
+            <w:pPr>
+              <w:spacing w:lineRule="auto"/>
+            </w:pPr>
+            <w:r>
+              <w:rPr>
+                <w:color w:val="24292f"/>
+              </w:rPr>
+              <w:t xml:space="preserve"> </w:t>
+            </w:r>
+          </w:p>
+          <w:p>
+            <w:pPr>
+              <w:spacing w:lineRule="auto"/>
+            </w:pPr>
+            <w:r>
+              <w:rPr>
+                <w:color w:val="24292f"/>
+              </w:rPr>
+              <w:t xml:space="preserve">    service_root = </w:t>
+            </w:r>
+            <w:r>
+              <w:rPr>
+                <w:color w:val="0a3069"/>
+              </w:rPr>
+              <w:t xml:space="preserve">f"</w:t>
+            </w:r>
+            <w:r>
+              <w:rPr>
+                <w:color w:val="0a3069"/>
+              </w:rPr>
+              <w:t xml:space="preserve">{registry_root}</w:t>
+            </w:r>
+            <w:r>
+              <w:rPr>
+                <w:color w:val="0a3069"/>
+              </w:rPr>
+              <w:t xml:space="preserve">/services"</w:t>
+            </w:r>
+          </w:p>
+          <w:p>
+            <w:pPr>
+              <w:spacing w:lineRule="auto"/>
+            </w:pPr>
+            <w:r>
+              <w:rPr>
+                <w:color w:val="24292f"/>
+              </w:rPr>
+              <w:t xml:space="preserve">    presence_root = </w:t>
+            </w:r>
+            <w:r>
+              <w:rPr>
+                <w:color w:val="0a3069"/>
+              </w:rPr>
+              <w:t xml:space="preserve">f"</w:t>
+            </w:r>
+            <w:r>
+              <w:rPr>
+                <w:color w:val="0a3069"/>
+              </w:rPr>
+              <w:t xml:space="preserve">{registry_root}</w:t>
+            </w:r>
+            <w:r>
+              <w:rPr>
+                <w:color w:val="0a3069"/>
+              </w:rPr>
+              <w:t xml:space="preserve">/presence"</w:t>
+            </w:r>
+          </w:p>
+          <w:p>
+            <w:pPr>
+              <w:spacing w:lineRule="auto"/>
+            </w:pPr>
+            <w:r>
+              <w:rPr>
+                <w:color w:val="24292f"/>
+              </w:rPr>
+              <w:t xml:space="preserve">    health_root = </w:t>
+            </w:r>
+            <w:r>
+              <w:rPr>
+                <w:color w:val="0a3069"/>
+              </w:rPr>
+              <w:t xml:space="preserve">f"</w:t>
+            </w:r>
+            <w:r>
+              <w:rPr>
+                <w:color w:val="0a3069"/>
+              </w:rPr>
+              <w:t xml:space="preserve">{registry_root}</w:t>
+            </w:r>
+            <w:r>
+              <w:rPr>
+                <w:color w:val="0a3069"/>
+              </w:rPr>
+              <w:t xml:space="preserve">/health"</w:t>
+            </w:r>
+          </w:p>
+          <w:p>
+            <w:pPr>
+              <w:spacing w:lineRule="auto"/>
+            </w:pPr>
+            <w:r>
+              <w:rPr>
+                <w:color w:val="24292f"/>
+              </w:rPr>
+              <w:t xml:space="preserve"> </w:t>
+            </w:r>
+          </w:p>
+          <w:p>
+            <w:pPr>
+              <w:spacing w:lineRule="auto"/>
+            </w:pPr>
+            <w:r>
+              <w:rPr>
+                <w:color w:val="24292f"/>
+              </w:rPr>
+              <w:t xml:space="preserve">    client.watch_children(service_root, watcher_factory(</w:t>
+            </w:r>
+            <w:r>
+              <w:rPr>
+                <w:color w:val="0a3069"/>
+              </w:rPr>
+              <w:t xml:space="preserve">"service-root"</w:t>
+            </w:r>
+            <w:r>
+              <w:rPr>
+                <w:color w:val="24292f"/>
+              </w:rPr>
+              <w:t xml:space="preserve">))</w:t>
+            </w:r>
+          </w:p>
+          <w:p>
+            <w:pPr>
+              <w:spacing w:lineRule="auto"/>
+            </w:pPr>
+            <w:r>
+              <w:rPr>
+                <w:color w:val="24292f"/>
+              </w:rPr>
+              <w:t xml:space="preserve">    client.watch_children(presence_root, watcher_factory(</w:t>
+            </w:r>
+            <w:r>
+              <w:rPr>
+                <w:color w:val="0a3069"/>
+              </w:rPr>
+              <w:t xml:space="preserve">"presence-root"</w:t>
+            </w:r>
+            <w:r>
+              <w:rPr>
+                <w:color w:val="24292f"/>
+              </w:rPr>
+              <w:t xml:space="preserve">))</w:t>
+            </w:r>
+          </w:p>
+          <w:p>
+            <w:pPr>
+              <w:spacing w:lineRule="auto"/>
+            </w:pPr>
+            <w:r>
+              <w:rPr>
+                <w:color w:val="24292f"/>
+              </w:rPr>
+              <w:t xml:space="preserve">    client.watch_children(health_root, watcher_factory(</w:t>
+            </w:r>
+            <w:r>
+              <w:rPr>
+                <w:color w:val="0a3069"/>
+              </w:rPr>
+              <w:t xml:space="preserve">"health-root"</w:t>
+            </w:r>
+            <w:r>
+              <w:rPr>
+                <w:color w:val="24292f"/>
+              </w:rPr>
+              <w:t xml:space="preserve">))</w:t>
+            </w:r>
+          </w:p>
+          <w:p>
+            <w:pPr>
+              <w:spacing w:lineRule="auto"/>
+            </w:pPr>
+            <w:r>
+              <w:rPr>
+                <w:color w:val="24292f"/>
+              </w:rPr>
+              <w:t xml:space="preserve"> </w:t>
+            </w:r>
+          </w:p>
+          <w:p>
+            <w:pPr>
+              <w:spacing w:lineRule="auto"/>
+            </w:pPr>
+            <w:r>
+              <w:rPr>
+                <w:color w:val="24292f"/>
+              </w:rPr>
+              <w:t xml:space="preserve">    </w:t>
+            </w:r>
+            <w:r>
+              <w:rPr>
+                <w:color w:val="cf222e"/>
+              </w:rPr>
+              <w:t xml:space="preserve">for</w:t>
+            </w:r>
+            <w:r>
+              <w:rPr>
+                <w:color w:val="24292f"/>
+              </w:rPr>
+              <w:t xml:space="preserve"> child_path </w:t>
+            </w:r>
+            <w:r>
+              <w:rPr>
+                <w:color w:val="cf222e"/>
+              </w:rPr>
+              <w:t xml:space="preserve">in</w:t>
+            </w:r>
+            <w:r>
+              <w:rPr>
+                <w:color w:val="24292f"/>
+              </w:rPr>
+              <w:t xml:space="preserve"> client.list_children(service_root):</w:t>
+            </w:r>
+          </w:p>
+          <w:p>
+            <w:pPr>
+              <w:spacing w:lineRule="auto"/>
+            </w:pPr>
+            <w:r>
+              <w:rPr>
+                <w:color w:val="24292f"/>
+              </w:rPr>
+              <w:t xml:space="preserve">        client.watch_data(child_path, watcher_factory(</w:t>
+            </w:r>
+            <w:r>
+              <w:rPr>
+                <w:color w:val="0a3069"/>
+              </w:rPr>
+              <w:t xml:space="preserve">"service-data"</w:t>
+            </w:r>
+            <w:r>
+              <w:rPr>
+                <w:color w:val="24292f"/>
+              </w:rPr>
+              <w:t xml:space="preserve">))</w:t>
+            </w:r>
+          </w:p>
+          <w:p>
+            <w:pPr>
+              <w:spacing w:lineRule="auto"/>
+            </w:pPr>
+            <w:r>
+              <w:rPr>
+                <w:color w:val="24292f"/>
+              </w:rPr>
+              <w:t xml:space="preserve"> </w:t>
+            </w:r>
+          </w:p>
+          <w:p>
+            <w:pPr>
+              <w:spacing w:lineRule="auto"/>
+            </w:pPr>
+            <w:r>
+              <w:rPr>
+                <w:color w:val="24292f"/>
+              </w:rPr>
+              <w:t xml:space="preserve">    </w:t>
+            </w:r>
+            <w:r>
+              <w:rPr>
+                <w:color w:val="cf222e"/>
+              </w:rPr>
+              <w:t xml:space="preserve">for</w:t>
+            </w:r>
+            <w:r>
+              <w:rPr>
+                <w:color w:val="24292f"/>
+              </w:rPr>
+              <w:t xml:space="preserve"> child_path </w:t>
+            </w:r>
+            <w:r>
+              <w:rPr>
+                <w:color w:val="cf222e"/>
+              </w:rPr>
+              <w:t xml:space="preserve">in</w:t>
+            </w:r>
+            <w:r>
+              <w:rPr>
+                <w:color w:val="24292f"/>
+              </w:rPr>
+              <w:t xml:space="preserve"> client.list_children(presence_root):</w:t>
+            </w:r>
+          </w:p>
+          <w:p>
+            <w:pPr>
+              <w:spacing w:lineRule="auto"/>
+            </w:pPr>
+            <w:r>
+              <w:rPr>
+                <w:color w:val="24292f"/>
+              </w:rPr>
+              <w:t xml:space="preserve">        client.watch_children(child_path, watcher_factory(</w:t>
+            </w:r>
+            <w:r>
+              <w:rPr>
+                <w:color w:val="0a3069"/>
+              </w:rPr>
+              <w:t xml:space="preserve">"presence-branch"</w:t>
+            </w:r>
+            <w:r>
+              <w:rPr>
+                <w:color w:val="24292f"/>
+              </w:rPr>
+              <w:t xml:space="preserve">))</w:t>
+            </w:r>
+          </w:p>
+          <w:p>
+            <w:pPr>
+              <w:spacing w:lineRule="auto"/>
+            </w:pPr>
+            <w:r>
+              <w:rPr>
+                <w:color w:val="24292f"/>
+              </w:rPr>
+              <w:t xml:space="preserve"> </w:t>
+            </w:r>
+          </w:p>
+          <w:p>
+            <w:pPr>
+              <w:spacing w:lineRule="auto"/>
+            </w:pPr>
+            <w:r>
+              <w:rPr>
+                <w:color w:val="24292f"/>
+              </w:rPr>
+              <w:t xml:space="preserve"> </w:t>
+            </w:r>
+          </w:p>
+          <w:p>
+            <w:pPr>
+              <w:spacing w:lineRule="auto"/>
+            </w:pPr>
+            <w:r>
+              <w:rPr>
+                <w:color w:val="24292f"/>
+              </w:rPr>
+              <w:t xml:space="preserve">    service_root = </w:t>
+            </w:r>
+            <w:r>
+              <w:rPr>
+                <w:color w:val="0a3069"/>
+              </w:rPr>
+              <w:t xml:space="preserve">f"</w:t>
+            </w:r>
+            <w:r>
+              <w:rPr>
+                <w:color w:val="0a3069"/>
+              </w:rPr>
+              <w:t xml:space="preserve">{registry_root}</w:t>
+            </w:r>
+            <w:r>
+              <w:rPr>
+                <w:color w:val="0a3069"/>
+              </w:rPr>
+              <w:t xml:space="preserve">/services"</w:t>
+            </w:r>
+          </w:p>
+          <w:p>
+            <w:pPr>
+              <w:spacing w:lineRule="auto"/>
+            </w:pPr>
+            <w:r>
+              <w:rPr>
+                <w:color w:val="24292f"/>
+              </w:rPr>
+              <w:t xml:space="preserve">    presence_root = </w:t>
+            </w:r>
+            <w:r>
+              <w:rPr>
+                <w:color w:val="0a3069"/>
+              </w:rPr>
+              <w:t xml:space="preserve">f"</w:t>
+            </w:r>
+            <w:r>
+              <w:rPr>
+                <w:color w:val="0a3069"/>
+              </w:rPr>
+              <w:t xml:space="preserve">{registry_root}</w:t>
+            </w:r>
+            <w:r>
+              <w:rPr>
+                <w:color w:val="0a3069"/>
+              </w:rPr>
+              <w:t xml:space="preserve">/presence"</w:t>
+            </w:r>
+          </w:p>
+          <w:p>
+            <w:pPr>
+              <w:spacing w:lineRule="auto"/>
+            </w:pPr>
+            <w:r>
+              <w:rPr>
+                <w:color w:val="24292f"/>
+              </w:rPr>
+              <w:t xml:space="preserve">    health_root = </w:t>
+            </w:r>
+            <w:r>
+              <w:rPr>
+                <w:color w:val="0a3069"/>
+              </w:rPr>
+              <w:t xml:space="preserve">f"</w:t>
+            </w:r>
+            <w:r>
+              <w:rPr>
+                <w:color w:val="0a3069"/>
+              </w:rPr>
+              <w:t xml:space="preserve">{registry_root}</w:t>
+            </w:r>
+            <w:r>
+              <w:rPr>
+                <w:color w:val="0a3069"/>
+              </w:rPr>
+              <w:t xml:space="preserve">/health"</w:t>
+            </w:r>
+          </w:p>
+          <w:p>
+            <w:pPr>
+              <w:spacing w:lineRule="auto"/>
+            </w:pPr>
+            <w:r>
+              <w:rPr>
+                <w:color w:val="24292f"/>
+              </w:rPr>
+              <w:t xml:space="preserve"> </w:t>
+            </w:r>
+          </w:p>
+          <w:p>
+            <w:pPr>
+              <w:spacing w:lineRule="auto"/>
+            </w:pPr>
+            <w:r>
+              <w:rPr>
+                <w:color w:val="24292f"/>
+              </w:rPr>
+              <w:t xml:space="preserve">    client.watch_children(service_root, watcher_factory(</w:t>
+            </w:r>
+            <w:r>
+              <w:rPr>
+                <w:color w:val="0a3069"/>
+              </w:rPr>
+              <w:t xml:space="preserve">"service-root"</w:t>
+            </w:r>
+            <w:r>
+              <w:rPr>
+                <w:color w:val="24292f"/>
+              </w:rPr>
+              <w:t xml:space="preserve">))</w:t>
+            </w:r>
+          </w:p>
+          <w:p>
+            <w:pPr>
+              <w:spacing w:lineRule="auto"/>
+            </w:pPr>
+            <w:r>
+              <w:rPr>
+                <w:color w:val="24292f"/>
+              </w:rPr>
+              <w:t xml:space="preserve">    client.watch_children(presence_root, watcher_factory(</w:t>
+            </w:r>
+            <w:r>
+              <w:rPr>
+                <w:color w:val="0a3069"/>
+              </w:rPr>
+              <w:t xml:space="preserve">"presence-root"</w:t>
+            </w:r>
+            <w:r>
+              <w:rPr>
+                <w:color w:val="24292f"/>
+              </w:rPr>
+              <w:t xml:space="preserve">))</w:t>
+            </w:r>
+          </w:p>
+          <w:p>
+            <w:pPr>
+              <w:spacing w:lineRule="auto"/>
+            </w:pPr>
+            <w:r>
+              <w:rPr>
+                <w:color w:val="24292f"/>
+              </w:rPr>
+              <w:t xml:space="preserve">    client.watch_children(health_root, watcher_factory(</w:t>
+            </w:r>
+            <w:r>
+              <w:rPr>
+                <w:color w:val="0a3069"/>
+              </w:rPr>
+              <w:t xml:space="preserve">"health-root"</w:t>
+            </w:r>
+            <w:r>
+              <w:rPr>
+                <w:color w:val="24292f"/>
+              </w:rPr>
+              <w:t xml:space="preserve">))</w:t>
+            </w:r>
+          </w:p>
+          <w:p>
+            <w:pPr>
+              <w:spacing w:lineRule="auto"/>
+            </w:pPr>
+            <w:r>
+              <w:rPr>
+                <w:color w:val="24292f"/>
+              </w:rPr>
+              <w:t xml:space="preserve"> </w:t>
+            </w:r>
+          </w:p>
+          <w:p>
+            <w:pPr>
+              <w:spacing w:lineRule="auto"/>
+            </w:pPr>
+            <w:r>
+              <w:rPr>
+                <w:color w:val="24292f"/>
+              </w:rPr>
+              <w:t xml:space="preserve">    </w:t>
+            </w:r>
+            <w:r>
+              <w:rPr>
+                <w:color w:val="cf222e"/>
+              </w:rPr>
+              <w:t xml:space="preserve">for</w:t>
+            </w:r>
+            <w:r>
+              <w:rPr>
+                <w:color w:val="24292f"/>
+              </w:rPr>
+              <w:t xml:space="preserve"> child_path </w:t>
+            </w:r>
+            <w:r>
+              <w:rPr>
+                <w:color w:val="cf222e"/>
+              </w:rPr>
+              <w:t xml:space="preserve">in</w:t>
+            </w:r>
+            <w:r>
+              <w:rPr>
+                <w:color w:val="24292f"/>
+              </w:rPr>
+              <w:t xml:space="preserve"> client.list_children(service_root):</w:t>
+            </w:r>
+          </w:p>
+          <w:p>
+            <w:pPr>
+              <w:spacing w:lineRule="auto"/>
+            </w:pPr>
+            <w:r>
+              <w:rPr>
+                <w:color w:val="24292f"/>
+              </w:rPr>
+              <w:t xml:space="preserve">        client.watch_data(child_path, watcher_factory(</w:t>
+            </w:r>
+            <w:r>
+              <w:rPr>
+                <w:color w:val="0a3069"/>
+              </w:rPr>
+              <w:t xml:space="preserve">"service-data"</w:t>
+            </w:r>
+            <w:r>
+              <w:rPr>
+                <w:color w:val="24292f"/>
+              </w:rPr>
+              <w:t xml:space="preserve">))</w:t>
+            </w:r>
+          </w:p>
+          <w:p>
+            <w:pPr>
+              <w:spacing w:lineRule="auto"/>
+            </w:pPr>
+            <w:r>
+              <w:rPr>
+                <w:color w:val="24292f"/>
+              </w:rPr>
+              <w:t xml:space="preserve"> </w:t>
+            </w:r>
+          </w:p>
+          <w:p>
+            <w:pPr>
+              <w:spacing w:lineRule="auto"/>
+            </w:pPr>
+            <w:r>
+              <w:rPr>
+                <w:color w:val="24292f"/>
+              </w:rPr>
+              <w:t xml:space="preserve">    </w:t>
+            </w:r>
+            <w:r>
+              <w:rPr>
+                <w:color w:val="cf222e"/>
+              </w:rPr>
+              <w:t xml:space="preserve">for</w:t>
+            </w:r>
+            <w:r>
+              <w:rPr>
+                <w:color w:val="24292f"/>
+              </w:rPr>
+              <w:t xml:space="preserve"> child_path </w:t>
+            </w:r>
+            <w:r>
+              <w:rPr>
+                <w:color w:val="cf222e"/>
+              </w:rPr>
+              <w:t xml:space="preserve">in</w:t>
+            </w:r>
+            <w:r>
+              <w:rPr>
+                <w:color w:val="24292f"/>
+              </w:rPr>
+              <w:t xml:space="preserve"> client.list_children(presence_root):</w:t>
+            </w:r>
+          </w:p>
+          <w:p>
+            <w:pPr>
+              <w:spacing w:lineRule="auto"/>
+            </w:pPr>
+            <w:r>
+              <w:rPr>
+                <w:color w:val="24292f"/>
+              </w:rPr>
+              <w:t xml:space="preserve">        client.watch_children(child_path, watcher_factory(</w:t>
+            </w:r>
+            <w:r>
+              <w:rPr>
+                <w:color w:val="0a3069"/>
+              </w:rPr>
+              <w:t xml:space="preserve">"presence-branch"</w:t>
+            </w:r>
+            <w:r>
+              <w:rPr>
+                <w:color w:val="24292f"/>
+              </w:rPr>
+              <w:t xml:space="preserve">))</w:t>
+            </w:r>
+          </w:p>
+          <w:p>
+            <w:pPr>
+              <w:spacing w:lineRule="auto"/>
+            </w:pPr>
+            <w:r>
+              <w:rPr>
+                <w:color w:val="24292f"/>
+              </w:rPr>
+              <w:t xml:space="preserve"> </w:t>
             </w:r>
           </w:p>
           <w:p>

--- a/test-markdown/__golden__/incident-mermaid-heavy.docx
+++ b/test-markdown/__golden__/incident-mermaid-heavy.docx
@@ -368,14 +368,14 @@
         <w:rPr/>
         <w:drawing>
           <wp:inline distB="0" distL="0" distR="0" distT="0">
-            <wp:extent cx="5924550" cy="9315450"/>
+            <wp:extent cx="5743575" cy="9315450"/>
             <wp:effectExtent b="0" l="0" r="0" t="0"/>
-            <wp:docPr id="2" name="image-Uo15utn0macJaURWqdK67.png"/>
+            <wp:docPr id="2" name="image-x4JdhSp09wQOppuHt2CW1.png"/>
             <a:graphic>
               <a:graphicData uri="http://schemas.openxmlformats.org/drawingml/2006/picture">
                 <pic:pic>
                   <pic:nvPicPr>
-                    <pic:cNvPr id="2" name="image-Uo15utn0macJaURWqdK67.png" descr="Mermaid diagram 1"/>
+                    <pic:cNvPr id="2" name="image-x4JdhSp09wQOppuHt2CW1.png" descr="Mermaid diagram 1"/>
                     <pic:cNvPicPr/>
                   </pic:nvPicPr>
                   <pic:blipFill>
@@ -388,7 +388,7 @@
                   <pic:spPr>
                     <a:xfrm>
                       <a:off x="0" y="0"/>
-                      <a:ext cx="5924550" cy="9315450"/>
+                      <a:ext cx="5743575" cy="9315450"/>
                     </a:xfrm>
                     <a:prstGeom prst="rect"/>
                   </pic:spPr>
@@ -417,14 +417,14 @@
         <w:rPr/>
         <w:drawing>
           <wp:inline distB="0" distL="0" distR="0" distT="0">
-            <wp:extent cx="5638800" cy="4667250"/>
+            <wp:extent cx="5438775" cy="4667250"/>
             <wp:effectExtent b="0" l="0" r="0" t="0"/>
-            <wp:docPr id="4" name="image-BvtyiKCV3j1jZ_Qepr9di.png"/>
+            <wp:docPr id="4" name="image-aIRnUj3A--_HX8NXCnD_9.png"/>
             <a:graphic>
               <a:graphicData uri="http://schemas.openxmlformats.org/drawingml/2006/picture">
                 <pic:pic>
                   <pic:nvPicPr>
-                    <pic:cNvPr id="4" name="image-BvtyiKCV3j1jZ_Qepr9di.png" descr="Mermaid diagram 2"/>
+                    <pic:cNvPr id="4" name="image-aIRnUj3A--_HX8NXCnD_9.png" descr="Mermaid diagram 2"/>
                     <pic:cNvPicPr/>
                   </pic:nvPicPr>
                   <pic:blipFill>
@@ -437,7 +437,7 @@
                   <pic:spPr>
                     <a:xfrm>
                       <a:off x="0" y="0"/>
-                      <a:ext cx="5638800" cy="4667250"/>
+                      <a:ext cx="5438775" cy="4667250"/>
                     </a:xfrm>
                     <a:prstGeom prst="rect"/>
                   </pic:spPr>
@@ -466,14 +466,14 @@
         <w:rPr/>
         <w:drawing>
           <wp:inline distB="0" distL="0" distR="0" distT="0">
-            <wp:extent cx="6410325" cy="419100"/>
+            <wp:extent cx="6410325" cy="428625"/>
             <wp:effectExtent b="0" l="0" r="0" t="0"/>
-            <wp:docPr id="6" name="image-l6nSUN6m7G8KMYeyU0NxM.png"/>
+            <wp:docPr id="6" name="image-jNSvgKMV5mXIfen2L626L.png"/>
             <a:graphic>
               <a:graphicData uri="http://schemas.openxmlformats.org/drawingml/2006/picture">
                 <pic:pic>
                   <pic:nvPicPr>
-                    <pic:cNvPr id="6" name="image-l6nSUN6m7G8KMYeyU0NxM.png" descr="Mermaid diagram 3"/>
+                    <pic:cNvPr id="6" name="image-jNSvgKMV5mXIfen2L626L.png" descr="Mermaid diagram 3"/>
                     <pic:cNvPicPr/>
                   </pic:nvPicPr>
                   <pic:blipFill>
@@ -486,7 +486,7 @@
                   <pic:spPr>
                     <a:xfrm>
                       <a:off x="0" y="0"/>
-                      <a:ext cx="6410325" cy="419100"/>
+                      <a:ext cx="6410325" cy="428625"/>
                     </a:xfrm>
                     <a:prstGeom prst="rect"/>
                   </pic:spPr>
